--- a/artifacts/LGL-17/build/nda-template.docx
+++ b/artifacts/LGL-17/build/nda-template.docx
@@ -7,15 +7,6 @@
       <w:pPr>
         <w:pStyle w:val="Heading1"/>
       </w:pPr>
-      <w:r>
-        <w:rPr>
-          <w:rStyle w:val="SectionNumber"/>
-        </w:rPr>
-        <w:t xml:space="preserve">1</w:t>
-      </w:r>
-      <w:r>
-        <w:tab/>
-      </w:r>
       <w:r>
         <w:t xml:space="preserve">Standard Mutual Confidentiality Agreement (Form NDA-M-2026.1)</w:t>
       </w:r>
@@ -334,15 +325,6 @@
         <w:pStyle w:val="Heading2"/>
       </w:pPr>
       <w:r>
-        <w:rPr>
-          <w:rStyle w:val="SectionNumber"/>
-        </w:rPr>
-        <w:t xml:space="preserve">1.1</w:t>
-      </w:r>
-      <w:r>
-        <w:tab/>
-      </w:r>
-      <w:r>
         <w:t xml:space="preserve">MUTUAL CONFIDENTIALITY AGREEMENT</w:t>
       </w:r>
     </w:p>
@@ -493,15 +475,6 @@
       <w:pPr>
         <w:pStyle w:val="Heading3"/>
       </w:pPr>
-      <w:r>
-        <w:rPr>
-          <w:rStyle w:val="SectionNumber"/>
-        </w:rPr>
-        <w:t xml:space="preserve">1.1.1</w:t>
-      </w:r>
-      <w:r>
-        <w:tab/>
-      </w:r>
       <w:r>
         <w:t xml:space="preserve">Recitals</w:t>
       </w:r>
@@ -540,15 +513,6 @@
         <w:pStyle w:val="Heading3"/>
       </w:pPr>
       <w:r>
-        <w:rPr>
-          <w:rStyle w:val="SectionNumber"/>
-        </w:rPr>
-        <w:t xml:space="preserve">1.1.2</w:t>
-      </w:r>
-      <w:r>
-        <w:tab/>
-      </w:r>
-      <w:r>
         <w:t xml:space="preserve">1. Definitions</w:t>
       </w:r>
     </w:p>
@@ -686,15 +650,6 @@
       <w:pPr>
         <w:pStyle w:val="Heading3"/>
       </w:pPr>
-      <w:r>
-        <w:rPr>
-          <w:rStyle w:val="SectionNumber"/>
-        </w:rPr>
-        <w:t xml:space="preserve">1.1.3</w:t>
-      </w:r>
-      <w:r>
-        <w:tab/>
-      </w:r>
       <w:r>
         <w:t xml:space="preserve">2. Exclusions</w:t>
       </w:r>
@@ -758,15 +713,6 @@
         <w:pStyle w:val="Heading3"/>
       </w:pPr>
       <w:r>
-        <w:rPr>
-          <w:rStyle w:val="SectionNumber"/>
-        </w:rPr>
-        <w:t xml:space="preserve">1.1.4</w:t>
-      </w:r>
-      <w:r>
-        <w:tab/>
-      </w:r>
-      <w:r>
         <w:t xml:space="preserve">3. Obligations</w:t>
       </w:r>
     </w:p>
@@ -897,15 +843,6 @@
         <w:pStyle w:val="Heading3"/>
       </w:pPr>
       <w:r>
-        <w:rPr>
-          <w:rStyle w:val="SectionNumber"/>
-        </w:rPr>
-        <w:t xml:space="preserve">1.1.5</w:t>
-      </w:r>
-      <w:r>
-        <w:tab/>
-      </w:r>
-      <w:r>
         <w:t xml:space="preserve">4. Compelled Disclosure</w:t>
       </w:r>
     </w:p>
@@ -924,15 +861,6 @@
         <w:pStyle w:val="Heading3"/>
       </w:pPr>
       <w:r>
-        <w:rPr>
-          <w:rStyle w:val="SectionNumber"/>
-        </w:rPr>
-        <w:t xml:space="preserve">1.1.6</w:t>
-      </w:r>
-      <w:r>
-        <w:tab/>
-      </w:r>
-      <w:r>
         <w:t xml:space="preserve">5. Term and Survival</w:t>
       </w:r>
     </w:p>
@@ -1015,15 +943,6 @@
         <w:pStyle w:val="Heading3"/>
       </w:pPr>
       <w:r>
-        <w:rPr>
-          <w:rStyle w:val="SectionNumber"/>
-        </w:rPr>
-        <w:t xml:space="preserve">1.1.7</w:t>
-      </w:r>
-      <w:r>
-        <w:tab/>
-      </w:r>
-      <w:r>
         <w:t xml:space="preserve">6. Return or Destruction</w:t>
       </w:r>
     </w:p>
@@ -1042,15 +961,6 @@
         <w:pStyle w:val="Heading3"/>
       </w:pPr>
       <w:r>
-        <w:rPr>
-          <w:rStyle w:val="SectionNumber"/>
-        </w:rPr>
-        <w:t xml:space="preserve">1.1.8</w:t>
-      </w:r>
-      <w:r>
-        <w:tab/>
-      </w:r>
-      <w:r>
         <w:t xml:space="preserve">7. No License; No Obligation</w:t>
       </w:r>
     </w:p>
@@ -1145,15 +1055,6 @@
         <w:pStyle w:val="Heading3"/>
       </w:pPr>
       <w:r>
-        <w:rPr>
-          <w:rStyle w:val="SectionNumber"/>
-        </w:rPr>
-        <w:t xml:space="preserve">1.1.9</w:t>
-      </w:r>
-      <w:r>
-        <w:tab/>
-      </w:r>
-      <w:r>
         <w:t xml:space="preserve">8. Remedies</w:t>
       </w:r>
     </w:p>
@@ -1172,15 +1073,6 @@
         <w:pStyle w:val="Heading3"/>
       </w:pPr>
       <w:r>
-        <w:rPr>
-          <w:rStyle w:val="SectionNumber"/>
-        </w:rPr>
-        <w:t xml:space="preserve">1.1.10</w:t>
-      </w:r>
-      <w:r>
-        <w:tab/>
-      </w:r>
-      <w:r>
         <w:t xml:space="preserve">9. Notice Under the Defend Trade Secrets Act</w:t>
       </w:r>
     </w:p>
@@ -1221,15 +1113,6 @@
         <w:pStyle w:val="Heading3"/>
       </w:pPr>
       <w:r>
-        <w:rPr>
-          <w:rStyle w:val="SectionNumber"/>
-        </w:rPr>
-        <w:t xml:space="preserve">1.1.11</w:t>
-      </w:r>
-      <w:r>
-        <w:tab/>
-      </w:r>
-      <w:r>
         <w:t xml:space="preserve">10. No Publicity</w:t>
       </w:r>
     </w:p>
@@ -1248,15 +1131,6 @@
         <w:pStyle w:val="Heading3"/>
       </w:pPr>
       <w:r>
-        <w:rPr>
-          <w:rStyle w:val="SectionNumber"/>
-        </w:rPr>
-        <w:t xml:space="preserve">1.1.12</w:t>
-      </w:r>
-      <w:r>
-        <w:tab/>
-      </w:r>
-      <w:r>
         <w:t xml:space="preserve">11. General</w:t>
       </w:r>
     </w:p>
@@ -1506,15 +1380,6 @@
       <w:pPr>
         <w:pStyle w:val="Heading3"/>
       </w:pPr>
-      <w:r>
-        <w:rPr>
-          <w:rStyle w:val="SectionNumber"/>
-        </w:rPr>
-        <w:t xml:space="preserve">1.1.13</w:t>
-      </w:r>
-      <w:r>
-        <w:tab/>
-      </w:r>
       <w:r>
         <w:t xml:space="preserve">Signatures</w:t>
       </w:r>
@@ -1610,15 +1475,6 @@
         <w:pStyle w:val="Heading2"/>
       </w:pPr>
       <w:r>
-        <w:rPr>
-          <w:rStyle w:val="SectionNumber"/>
-        </w:rPr>
-        <w:t xml:space="preserve">1.2</w:t>
-      </w:r>
-      <w:r>
-        <w:tab/>
-      </w:r>
-      <w:r>
         <w:t xml:space="preserve">Optional Provisions</w:t>
       </w:r>
     </w:p>
@@ -1650,15 +1506,6 @@
       <w:pPr>
         <w:pStyle w:val="Heading3"/>
       </w:pPr>
-      <w:r>
-        <w:rPr>
-          <w:rStyle w:val="SectionNumber"/>
-        </w:rPr>
-        <w:t xml:space="preserve">1.2.1</w:t>
-      </w:r>
-      <w:r>
-        <w:tab/>
-      </w:r>
       <w:r>
         <w:t xml:space="preserve">Optional Section A: Non-Solicitation of Personnel</w:t>
       </w:r>
@@ -1689,15 +1536,6 @@
       <w:pPr>
         <w:pStyle w:val="Heading3"/>
       </w:pPr>
-      <w:r>
-        <w:rPr>
-          <w:rStyle w:val="SectionNumber"/>
-        </w:rPr>
-        <w:t xml:space="preserve">1.2.2</w:t>
-      </w:r>
-      <w:r>
-        <w:tab/>
-      </w:r>
       <w:r>
         <w:t xml:space="preserve">Optional Section B: Residual Knowledge</w:t>
       </w:r>
@@ -1748,15 +1586,6 @@
       <w:pPr>
         <w:pStyle w:val="Heading2"/>
       </w:pPr>
-      <w:r>
-        <w:rPr>
-          <w:rStyle w:val="SectionNumber"/>
-        </w:rPr>
-        <w:t xml:space="preserve">1.3</w:t>
-      </w:r>
-      <w:r>
-        <w:tab/>
-      </w:r>
       <w:r>
         <w:t xml:space="preserve">Use Notes</w:t>
       </w:r>
